--- a/project/delivery_pack/dossier_A_low-cost,_AI-driven_lead_generation_and_outreach.docx
+++ b/project/delivery_pack/dossier_A_low-cost,_AI-driven_lead_generation_and_outreach.docx
@@ -85,6 +85,497 @@
         </w:rPr>
         <w:t xml:space="preserve"> LeadFlow AI is an innovative, low-cost, AI-driven platform designed to democratize sophisticated lead generation and outreach. It automates the entire prospecting, data enrichment, and personalized email sequencing process, delivering a consistent flow of qualified leads directly to SMBs.</w:t>
       </w:r>
+    </w:p>
+    <w:p>
+      <w:pPr>
+        <w:spacing w:before="120" w:after="120"/>
+        <w:jc w:val="center"/>
+      </w:pPr>
+      <w:r>
+        <w:rPr>
+          <w:color w:val="E2E8F0"/>
+        </w:rPr>
+        <w:t>――――――――――――――――――――――――――――――――――――――――――――――――――</w:t>
+      </w:r>
+    </w:p>
+    <w:p>
+      <w:pPr>
+        <w:spacing w:before="120" w:after="120"/>
+        <w:jc w:val="center"/>
+      </w:pPr>
+      <w:r>
+        <w:rPr>
+          <w:color w:val="E2E8F0"/>
+        </w:rPr>
+        <w:t>――――――――――――――――――――――――――――――――――――――――――――――――――</w:t>
+      </w:r>
+    </w:p>
+    <w:p>
+      <w:pPr>
+        <w:spacing w:before="280" w:after="120"/>
+      </w:pPr>
+      <w:r>
+        <w:rPr>
+          <w:rFonts w:ascii="Segoe UI" w:hAnsi="Segoe UI"/>
+          <w:b/>
+          <w:color w:val="1A365D"/>
+          <w:sz w:val="30"/>
+        </w:rPr>
+        <w:t>5. Empirical Grounding &amp; Community Source Citations</w:t>
+      </w:r>
+    </w:p>
+    <w:p>
+      <w:pPr>
+        <w:spacing w:before="60" w:after="100" w:line="276" w:lineRule="auto"/>
+      </w:pPr>
+      <w:r>
+        <w:rPr>
+          <w:rFonts w:ascii="Segoe UI" w:hAnsi="Segoe UI"/>
+          <w:color w:val="2D3748"/>
+          <w:sz w:val="21"/>
+        </w:rPr>
+        <w:t>This venture concept is directly grounded in verified empirical customer friction harvested from public practitioner communities:</w:t>
+      </w:r>
+    </w:p>
+    <w:p>
+      <w:pPr>
+        <w:spacing w:before="200" w:after="80"/>
+      </w:pPr>
+      <w:r>
+        <w:rPr>
+          <w:rFonts w:ascii="Segoe UI" w:hAnsi="Segoe UI"/>
+          <w:b/>
+          <w:color w:val="3182CE"/>
+          <w:sz w:val="24"/>
+        </w:rPr>
+        <w:t>Evidence Record: Thread #4 (r/smallbusiness)</w:t>
+      </w:r>
+    </w:p>
+    <w:p>
+      <w:pPr>
+        <w:pStyle w:val="ListBullet"/>
+        <w:spacing w:before="40" w:after="40"/>
+      </w:pPr>
+      <w:r>
+        <w:rPr>
+          <w:rFonts w:ascii="Segoe UI" w:hAnsi="Segoe UI"/>
+          <w:b/>
+          <w:color w:val="1A365D"/>
+          <w:sz w:val="21"/>
+        </w:rPr>
+        <w:t>Community Thread Title:</w:t>
+      </w:r>
+      <w:r>
+        <w:rPr>
+          <w:rFonts w:ascii="Segoe UI" w:hAnsi="Segoe UI"/>
+          <w:color w:val="2D3748"/>
+          <w:sz w:val="21"/>
+        </w:rPr>
+        <w:t xml:space="preserve"> [Best lead gen tools for small businesses with limited budget?](https://www.reddit.com/r/smallbusiness/comments/1si8www/best_lead_gen_tools_for_small_businesses_with/)</w:t>
+      </w:r>
+    </w:p>
+    <w:p>
+      <w:pPr>
+        <w:pStyle w:val="ListBullet"/>
+        <w:spacing w:before="40" w:after="40"/>
+      </w:pPr>
+      <w:r>
+        <w:rPr>
+          <w:rFonts w:ascii="Segoe UI" w:hAnsi="Segoe UI"/>
+          <w:b/>
+          <w:color w:val="1A365D"/>
+          <w:sz w:val="21"/>
+        </w:rPr>
+        <w:t>Direct Discussion URL:</w:t>
+      </w:r>
+      <w:r>
+        <w:rPr>
+          <w:rFonts w:ascii="Segoe UI" w:hAnsi="Segoe UI"/>
+          <w:color w:val="2D3748"/>
+          <w:sz w:val="21"/>
+        </w:rPr>
+        <w:t xml:space="preserve"> </w:t>
+      </w:r>
+      <w:r>
+        <w:rPr>
+          <w:rFonts w:ascii="Consolas" w:hAnsi="Consolas"/>
+          <w:color w:val="3182CE"/>
+          <w:sz w:val="20"/>
+        </w:rPr>
+        <w:t xml:space="preserve"> https://www.reddit.com/r/smallbusiness/comments/1si8www/best_lead_gen_tools_for_small_businesses_with/ </w:t>
+      </w:r>
+    </w:p>
+    <w:p>
+      <w:pPr>
+        <w:pStyle w:val="ListBullet"/>
+        <w:spacing w:before="40" w:after="40"/>
+      </w:pPr>
+      <w:r>
+        <w:rPr>
+          <w:rFonts w:ascii="Segoe UI" w:hAnsi="Segoe UI"/>
+          <w:b/>
+          <w:color w:val="1A365D"/>
+          <w:sz w:val="21"/>
+        </w:rPr>
+        <w:t>Displaced Incumbents &amp; Workarounds:</w:t>
+      </w:r>
+      <w:r>
+        <w:rPr>
+          <w:rFonts w:ascii="Segoe UI" w:hAnsi="Segoe UI"/>
+          <w:color w:val="2D3748"/>
+          <w:sz w:val="21"/>
+        </w:rPr>
+        <w:t xml:space="preserve"> Apollo, Prospeo.io, HubSpot, manual LinkedIn prospecting</w:t>
+      </w:r>
+    </w:p>
+    <w:p>
+      <w:pPr>
+        <w:pStyle w:val="ListBullet"/>
+        <w:spacing w:before="40" w:after="40"/>
+      </w:pPr>
+      <w:r>
+        <w:rPr>
+          <w:rFonts w:ascii="Segoe UI" w:hAnsi="Segoe UI"/>
+          <w:b/>
+          <w:color w:val="1A365D"/>
+          <w:sz w:val="21"/>
+        </w:rPr>
+        <w:t>Problem Severity Classification:</w:t>
+      </w:r>
+      <w:r>
+        <w:rPr>
+          <w:rFonts w:ascii="Segoe UI" w:hAnsi="Segoe UI"/>
+          <w:color w:val="2D3748"/>
+          <w:sz w:val="21"/>
+        </w:rPr>
+        <w:t xml:space="preserve"> </w:t>
+      </w:r>
+      <w:r>
+        <w:rPr>
+          <w:rFonts w:ascii="Consolas" w:hAnsi="Consolas"/>
+          <w:color w:val="3182CE"/>
+          <w:sz w:val="20"/>
+        </w:rPr>
+        <w:t xml:space="preserve"> FINANCIAL_BLEED </w:t>
+      </w:r>
+    </w:p>
+    <w:p>
+      <w:pPr>
+        <w:pStyle w:val="ListBullet"/>
+        <w:spacing w:before="40" w:after="40"/>
+      </w:pPr>
+      <w:r>
+        <w:rPr>
+          <w:rFonts w:ascii="Segoe UI" w:hAnsi="Segoe UI"/>
+          <w:b/>
+          <w:color w:val="1A365D"/>
+          <w:sz w:val="21"/>
+        </w:rPr>
+        <w:t>Commercial Validation Signal:</w:t>
+      </w:r>
+      <w:r>
+        <w:rPr>
+          <w:rFonts w:ascii="Segoe UI" w:hAnsi="Segoe UI"/>
+          <w:color w:val="2D3748"/>
+          <w:sz w:val="21"/>
+        </w:rPr>
+        <w:t xml:space="preserve"> Explicit budget (&lt;$200/mo), active search, severe margin erosion from manual prospecting.</w:t>
+      </w:r>
+    </w:p>
+    <w:p>
+      <w:pPr>
+        <w:pStyle w:val="ListBullet"/>
+        <w:spacing w:before="40" w:after="40"/>
+      </w:pPr>
+      <w:r>
+        <w:rPr>
+          <w:rFonts w:ascii="Segoe UI" w:hAnsi="Segoe UI"/>
+          <w:b/>
+          <w:color w:val="1A365D"/>
+          <w:sz w:val="21"/>
+        </w:rPr>
+        <w:t>Verbatim Customer Voice (Rant / Friction Quote):</w:t>
+      </w:r>
+    </w:p>
+    <w:tbl>
+      <w:tblPr>
+        <w:tblW w:type="auto" w:w="0"/>
+        <w:jc w:val="center"/>
+        <w:tblLayout w:type="fixed"/>
+        <w:tblLook w:firstColumn="1" w:firstRow="1" w:lastColumn="0" w:lastRow="0" w:noHBand="0" w:noVBand="1" w:val="04A0"/>
+      </w:tblPr>
+      <w:tblGrid>
+        <w:gridCol w:w="9360"/>
+      </w:tblGrid>
+      <w:tr>
+        <w:tc>
+          <w:tcPr>
+            <w:tcW w:type="dxa" w:w="9360"/>
+            <w:shd w:fill="F7FAFC"/>
+            <w:tcBorders>
+              <w:top w:val="none"/>
+              <w:left w:val="single" w:sz="36" w:space="0" w:color="3182CE"/>
+              <w:bottom w:val="none"/>
+              <w:right w:val="none"/>
+            </w:tcBorders>
+            <w:tcMar>
+              <w:top w:w="140" w:type="dxa"/>
+              <w:bottom w:w="140" w:type="dxa"/>
+              <w:left w:w="200" w:type="dxa"/>
+              <w:right w:w="200" w:type="dxa"/>
+            </w:tcMar>
+          </w:tcPr>
+          <w:p>
+            <w:pPr>
+              <w:spacing w:before="0" w:after="40"/>
+            </w:pPr>
+            <w:r>
+              <w:rPr>
+                <w:rFonts w:ascii="Segoe UI" w:hAnsi="Segoe UI"/>
+                <w:b/>
+                <w:color w:val="3182CE"/>
+                <w:sz w:val="19"/>
+              </w:rPr>
+              <w:t>[OPPORTUNITY INSIGHT]</w:t>
+              <w:br/>
+            </w:r>
+            <w:r>
+              <w:rPr>
+                <w:rFonts w:ascii="Segoe UI" w:hAnsi="Segoe UI"/>
+                <w:i/>
+                <w:color w:val="2D3748"/>
+                <w:sz w:val="20"/>
+              </w:rPr>
+              <w:t>"Outreach costs are eating into margins, manual research is burning way too much time, and we are specifically looking for verified contact software under $200/month."</w:t>
+            </w:r>
+          </w:p>
+        </w:tc>
+      </w:tr>
+    </w:tbl>
+    <w:p>
+      <w:pPr>
+        <w:spacing w:before="80" w:after="80"/>
+      </w:pPr>
+    </w:p>
+    <w:p>
+      <w:pPr>
+        <w:spacing w:before="200" w:after="80"/>
+      </w:pPr>
+      <w:r>
+        <w:rPr>
+          <w:rFonts w:ascii="Segoe UI" w:hAnsi="Segoe UI"/>
+          <w:b/>
+          <w:color w:val="3182CE"/>
+          <w:sz w:val="24"/>
+        </w:rPr>
+        <w:t>Evidence Record: Thread #10 (r/smallbusiness)</w:t>
+      </w:r>
+    </w:p>
+    <w:p>
+      <w:pPr>
+        <w:pStyle w:val="ListBullet"/>
+        <w:spacing w:before="40" w:after="40"/>
+      </w:pPr>
+      <w:r>
+        <w:rPr>
+          <w:rFonts w:ascii="Segoe UI" w:hAnsi="Segoe UI"/>
+          <w:b/>
+          <w:color w:val="1A365D"/>
+          <w:sz w:val="21"/>
+        </w:rPr>
+        <w:t>Community Thread Title:</w:t>
+      </w:r>
+      <w:r>
+        <w:rPr>
+          <w:rFonts w:ascii="Segoe UI" w:hAnsi="Segoe UI"/>
+          <w:color w:val="2D3748"/>
+          <w:sz w:val="21"/>
+        </w:rPr>
+        <w:t xml:space="preserve"> [Following up wasn't the hard part. Remembering every client conversation was.](https://www.reddit.com/r/smallbusiness/comments/1x3r8qw/following_up_wasnt_the_hard_part_remembering/)</w:t>
+      </w:r>
+    </w:p>
+    <w:p>
+      <w:pPr>
+        <w:pStyle w:val="ListBullet"/>
+        <w:spacing w:before="40" w:after="40"/>
+      </w:pPr>
+      <w:r>
+        <w:rPr>
+          <w:rFonts w:ascii="Segoe UI" w:hAnsi="Segoe UI"/>
+          <w:b/>
+          <w:color w:val="1A365D"/>
+          <w:sz w:val="21"/>
+        </w:rPr>
+        <w:t>Direct Discussion URL:</w:t>
+      </w:r>
+      <w:r>
+        <w:rPr>
+          <w:rFonts w:ascii="Segoe UI" w:hAnsi="Segoe UI"/>
+          <w:color w:val="2D3748"/>
+          <w:sz w:val="21"/>
+        </w:rPr>
+        <w:t xml:space="preserve"> </w:t>
+      </w:r>
+      <w:r>
+        <w:rPr>
+          <w:rFonts w:ascii="Consolas" w:hAnsi="Consolas"/>
+          <w:color w:val="3182CE"/>
+          <w:sz w:val="20"/>
+        </w:rPr>
+        <w:t xml:space="preserve"> https://www.reddit.com/r/smallbusiness/comments/1x3r8qw/following_up_wasnt_the_hard_part_remembering/ </w:t>
+      </w:r>
+    </w:p>
+    <w:p>
+      <w:pPr>
+        <w:pStyle w:val="ListBullet"/>
+        <w:spacing w:before="40" w:after="40"/>
+      </w:pPr>
+      <w:r>
+        <w:rPr>
+          <w:rFonts w:ascii="Segoe UI" w:hAnsi="Segoe UI"/>
+          <w:b/>
+          <w:color w:val="1A365D"/>
+          <w:sz w:val="21"/>
+        </w:rPr>
+        <w:t>Displaced Incumbents &amp; Workarounds:</w:t>
+      </w:r>
+      <w:r>
+        <w:rPr>
+          <w:rFonts w:ascii="Segoe UI" w:hAnsi="Segoe UI"/>
+          <w:color w:val="2D3748"/>
+          <w:sz w:val="21"/>
+        </w:rPr>
+        <w:t xml:space="preserve"> Salesforce, Apple Notes, sticky notes, mental memory</w:t>
+      </w:r>
+    </w:p>
+    <w:p>
+      <w:pPr>
+        <w:pStyle w:val="ListBullet"/>
+        <w:spacing w:before="40" w:after="40"/>
+      </w:pPr>
+      <w:r>
+        <w:rPr>
+          <w:rFonts w:ascii="Segoe UI" w:hAnsi="Segoe UI"/>
+          <w:b/>
+          <w:color w:val="1A365D"/>
+          <w:sz w:val="21"/>
+        </w:rPr>
+        <w:t>Problem Severity Classification:</w:t>
+      </w:r>
+      <w:r>
+        <w:rPr>
+          <w:rFonts w:ascii="Segoe UI" w:hAnsi="Segoe UI"/>
+          <w:color w:val="2D3748"/>
+          <w:sz w:val="21"/>
+        </w:rPr>
+        <w:t xml:space="preserve"> </w:t>
+      </w:r>
+      <w:r>
+        <w:rPr>
+          <w:rFonts w:ascii="Consolas" w:hAnsi="Consolas"/>
+          <w:color w:val="3182CE"/>
+          <w:sz w:val="20"/>
+        </w:rPr>
+        <w:t xml:space="preserve"> ANNOYANCE / CONTEXT LOSS </w:t>
+      </w:r>
+    </w:p>
+    <w:p>
+      <w:pPr>
+        <w:pStyle w:val="ListBullet"/>
+        <w:spacing w:before="40" w:after="40"/>
+      </w:pPr>
+      <w:r>
+        <w:rPr>
+          <w:rFonts w:ascii="Segoe UI" w:hAnsi="Segoe UI"/>
+          <w:b/>
+          <w:color w:val="1A365D"/>
+          <w:sz w:val="21"/>
+        </w:rPr>
+        <w:t>Commercial Validation Signal:</w:t>
+      </w:r>
+      <w:r>
+        <w:rPr>
+          <w:rFonts w:ascii="Segoe UI" w:hAnsi="Segoe UI"/>
+          <w:color w:val="2D3748"/>
+          <w:sz w:val="21"/>
+        </w:rPr>
+        <w:t xml:space="preserve"> 6+ solo operators and agency founders confirming heavy CRM data entry friction; validates need for passive context capture.</w:t>
+      </w:r>
+    </w:p>
+    <w:p>
+      <w:pPr>
+        <w:pStyle w:val="ListBullet"/>
+        <w:spacing w:before="40" w:after="40"/>
+      </w:pPr>
+      <w:r>
+        <w:rPr>
+          <w:rFonts w:ascii="Segoe UI" w:hAnsi="Segoe UI"/>
+          <w:b/>
+          <w:color w:val="1A365D"/>
+          <w:sz w:val="21"/>
+        </w:rPr>
+        <w:t>Verbatim Customer Voice (Rant / Friction Quote):</w:t>
+      </w:r>
+    </w:p>
+    <w:tbl>
+      <w:tblPr>
+        <w:tblW w:type="auto" w:w="0"/>
+        <w:jc w:val="center"/>
+        <w:tblLayout w:type="fixed"/>
+        <w:tblLook w:firstColumn="1" w:firstRow="1" w:lastColumn="0" w:lastRow="0" w:noHBand="0" w:noVBand="1" w:val="04A0"/>
+      </w:tblPr>
+      <w:tblGrid>
+        <w:gridCol w:w="9360"/>
+      </w:tblGrid>
+      <w:tr>
+        <w:tc>
+          <w:tcPr>
+            <w:tcW w:type="dxa" w:w="9360"/>
+            <w:shd w:fill="F7FAFC"/>
+            <w:tcBorders>
+              <w:top w:val="none"/>
+              <w:left w:val="single" w:sz="36" w:space="0" w:color="3182CE"/>
+              <w:bottom w:val="none"/>
+              <w:right w:val="none"/>
+            </w:tcBorders>
+            <w:tcMar>
+              <w:top w:w="140" w:type="dxa"/>
+              <w:bottom w:w="140" w:type="dxa"/>
+              <w:left w:w="200" w:type="dxa"/>
+              <w:right w:w="200" w:type="dxa"/>
+            </w:tcMar>
+          </w:tcPr>
+          <w:p>
+            <w:pPr>
+              <w:spacing w:before="0" w:after="40"/>
+            </w:pPr>
+            <w:r>
+              <w:rPr>
+                <w:rFonts w:ascii="Segoe UI" w:hAnsi="Segoe UI"/>
+                <w:b/>
+                <w:color w:val="3182CE"/>
+                <w:sz w:val="19"/>
+              </w:rPr>
+              <w:t>[OPPORTUNITY INSIGHT]</w:t>
+              <w:br/>
+            </w:r>
+            <w:r>
+              <w:rPr>
+                <w:rFonts w:ascii="Segoe UI" w:hAnsi="Segoe UI"/>
+                <w:i/>
+                <w:color w:val="2D3748"/>
+                <w:sz w:val="20"/>
+              </w:rPr>
+              <w:t>"Setting reminders is easy, but having instant context on what was promised during a 10-minute phone call without spending 15 minutes typing notes into Salesforce is the real headache."</w:t>
+            </w:r>
+          </w:p>
+        </w:tc>
+      </w:tr>
+    </w:tbl>
+    <w:p>
+      <w:pPr>
+        <w:spacing w:before="80" w:after="80"/>
+      </w:pPr>
     </w:p>
     <w:sectPr>
       <w:pgSz w:w="12240" w:h="15840"/>
